--- a/cv-materials/ptr/New Research Directions - revised.docx
+++ b/cv-materials/ptr/New Research Directions - revised.docx
@@ -115,7 +115,15 @@
           <w:kern w:val="0"/>
           <w14:ligatures w14:val="none"/>
         </w:rPr>
-        <w:t xml:space="preserve"> This research will extend the exploratory evaluations recently conducted by my lab [Aisec25, DFF26, Icassp26</w:t>
+        <w:t xml:space="preserve"> This research will extend the exploratory evaluations recently conducted by my lab [</w:t>
+      </w:r>
+      <w:r>
+        <w:rPr>
+          <w:rFonts w:ascii="Avenir Book" w:eastAsia="Times New Roman" w:hAnsi="Avenir Book" w:cs="Times New Roman"/>
+          <w:kern w:val="0"/>
+          <w14:ligatures w14:val="none"/>
+        </w:rPr>
+        <w:t>5, 13,18</w:t>
       </w:r>
       <w:proofErr w:type="gramStart"/>
       <w:r>
@@ -232,7 +240,23 @@
           <w:kern w:val="0"/>
           <w14:ligatures w14:val="none"/>
         </w:rPr>
-        <w:t xml:space="preserve">That work will build off foundational work conducted by members of my lab [icassp25]. </w:t>
+        <w:t>That work will build off foundational work conducted by members of my lab [</w:t>
+      </w:r>
+      <w:r>
+        <w:rPr>
+          <w:rFonts w:ascii="Avenir Book" w:eastAsia="Times New Roman" w:hAnsi="Avenir Book" w:cs="Times New Roman"/>
+          <w:kern w:val="0"/>
+          <w14:ligatures w14:val="none"/>
+        </w:rPr>
+        <w:t>3,13</w:t>
+      </w:r>
+      <w:r>
+        <w:rPr>
+          <w:rFonts w:ascii="Avenir Book" w:eastAsia="Times New Roman" w:hAnsi="Avenir Book" w:cs="Times New Roman"/>
+          <w:kern w:val="0"/>
+          <w14:ligatures w14:val="none"/>
+        </w:rPr>
+        <w:t xml:space="preserve">]. </w:t>
       </w:r>
       <w:r>
         <w:rPr>
@@ -330,25 +354,23 @@
           <w:kern w:val="0"/>
           <w14:ligatures w14:val="none"/>
         </w:rPr>
-        <w:t xml:space="preserve"> [dsn</w:t>
-      </w:r>
-      <w:proofErr w:type="gramStart"/>
-      <w:r>
-        <w:rPr>
-          <w:rFonts w:ascii="Avenir Book" w:eastAsia="Times New Roman" w:hAnsi="Avenir Book" w:cs="Times New Roman"/>
-          <w:kern w:val="0"/>
-          <w14:ligatures w14:val="none"/>
-        </w:rPr>
-        <w:t>26,esorics</w:t>
-      </w:r>
-      <w:proofErr w:type="gramEnd"/>
-      <w:r>
-        <w:rPr>
-          <w:rFonts w:ascii="Avenir Book" w:eastAsia="Times New Roman" w:hAnsi="Avenir Book" w:cs="Times New Roman"/>
-          <w:kern w:val="0"/>
-          <w14:ligatures w14:val="none"/>
-        </w:rPr>
-        <w:t>26]</w:t>
+        <w:t xml:space="preserve"> [</w:t>
+      </w:r>
+      <w:r>
+        <w:rPr>
+          <w:rFonts w:ascii="Avenir Book" w:eastAsia="Times New Roman" w:hAnsi="Avenir Book" w:cs="Times New Roman"/>
+          <w:kern w:val="0"/>
+          <w14:ligatures w14:val="none"/>
+        </w:rPr>
+        <w:t>6,12</w:t>
+      </w:r>
+      <w:r>
+        <w:rPr>
+          <w:rFonts w:ascii="Avenir Book" w:eastAsia="Times New Roman" w:hAnsi="Avenir Book" w:cs="Times New Roman"/>
+          <w:kern w:val="0"/>
+          <w14:ligatures w14:val="none"/>
+        </w:rPr>
+        <w:t>]</w:t>
       </w:r>
       <w:r>
         <w:rPr>
@@ -365,19 +387,6 @@
           <w14:ligatures w14:val="none"/>
         </w:rPr>
         <w:t xml:space="preserve"> </w:t>
-      </w:r>
-    </w:p>
-    <w:p>
-      <w:pPr>
-        <w:rPr>
-          <w:rFonts w:ascii="Avenir Book" w:hAnsi="Avenir Book"/>
-        </w:rPr>
-      </w:pPr>
-      <w:r>
-        <w:rPr>
-          <w:rFonts w:ascii="Avenir Book" w:hAnsi="Avenir Book"/>
-        </w:rPr>
-        <w:t>Todo: add citations</w:t>
       </w:r>
     </w:p>
     <w:p>
